--- a/docs/standards/word/STANDARDS-REFERENCE.docx
+++ b/docs/standards/word/STANDARDS-REFERENCE.docx
@@ -6811,7 +6811,7 @@
               <w:pStyle w:val="Compact"/>
             </w:pPr>
             <w:r>
-              <w:t xml:space="preserve">What to require of a vendor you are evaluating, and what each answer proves</w:t>
+              <w:t xml:space="preserve">What a buyer will ask you for, and what each artifact actually proves</w:t>
             </w:r>
           </w:p>
         </w:tc>
@@ -6826,7 +6826,7 @@
                 <w:rPr>
                   <w:rStyle w:val="Hyperlink"/>
                 </w:rPr>
-                <w:t xml:space="preserve">What to ask a software vendor for</w:t>
+                <w:t xml:space="preserve">What to have ready when a buyer asks</w:t>
               </w:r>
             </w:hyperlink>
           </w:p>

--- a/docs/standards/word/STANDARDS-REFERENCE.docx
+++ b/docs/standards/word/STANDARDS-REFERENCE.docx
@@ -28,7 +28,7 @@
         </w:p>
       </w:sdtContent>
     </w:sdt>
-    <w:bookmarkStart w:id="48" w:name="X04e6f0e6c606c135a58eeec76c171761f0de5fa"/>
+    <w:bookmarkStart w:id="49" w:name="X04e6f0e6c606c135a58eeec76c171761f0de5fa"/>
     <w:p>
       <w:pPr>
         <w:pStyle w:val="Heading1"/>
@@ -160,7 +160,7 @@
         </w:pict>
       </w:r>
     </w:p>
-    <w:bookmarkStart w:id="14" w:name="tldrbluf"/>
+    <w:bookmarkStart w:id="13" w:name="tldrbluf"/>
     <w:p>
       <w:pPr>
         <w:pStyle w:val="Heading2"/>
@@ -178,31 +178,117 @@
           <w:b/>
           <w:bCs/>
         </w:rPr>
-        <w:t xml:space="preserve">This is a reference to consult, not a document to read through.</w:t>
-      </w:r>
-      <w:r>
-        <w:t xml:space="preserve"> </w:t>
-      </w:r>
-      <w:r>
-        <w:t xml:space="preserve">One row per document: what it</w:t>
-      </w:r>
-      <w:r>
-        <w:t xml:space="preserve"> </w:t>
-      </w:r>
-      <w:r>
-        <w:t xml:space="preserve">issues, what triggers it, its status with the date that was checked, and a check you can run</w:t>
-      </w:r>
-      <w:r>
-        <w:t xml:space="preserve"> </w:t>
-      </w:r>
-      <w:r>
-        <w:t xml:space="preserve">yourself. If you do not yet know which of these is worth your attention, you are on the wrong page</w:t>
-      </w:r>
-      <w:r>
-        <w:t xml:space="preserve"> </w:t>
-      </w:r>
-      <w:r>
-        <w:t xml:space="preserve">-- start at</w:t>
+        <w:t xml:space="preserve">What this is.</w:t>
+      </w:r>
+      <w:r>
+        <w:t xml:space="preserve"> </w:t>
+      </w:r>
+      <w:r>
+        <w:t xml:space="preserve">A reference to consult, not a document to read through. One row per document: what</w:t>
+      </w:r>
+      <w:r>
+        <w:t xml:space="preserve"> </w:t>
+      </w:r>
+      <w:r>
+        <w:t xml:space="preserve">it issues, what triggers it, its status with the date that was checked, and a check you can run</w:t>
+      </w:r>
+      <w:r>
+        <w:t xml:space="preserve"> </w:t>
+      </w:r>
+      <w:r>
+        <w:t xml:space="preserve">yourself.</w:t>
+      </w:r>
+    </w:p>
+    <w:p>
+      <w:pPr>
+        <w:pStyle w:val="BodyText"/>
+      </w:pPr>
+      <w:r>
+        <w:rPr>
+          <w:b/>
+          <w:bCs/>
+        </w:rPr>
+        <w:t xml:space="preserve">Why it matters.</w:t>
+      </w:r>
+      <w:r>
+        <w:t xml:space="preserve"> </w:t>
+      </w:r>
+      <w:r>
+        <w:t xml:space="preserve">The tables come first and everything after them explains the cuts, so a reader</w:t>
+      </w:r>
+      <w:r>
+        <w:t xml:space="preserve"> </w:t>
+      </w:r>
+      <w:r>
+        <w:t xml:space="preserve">who came here to look one thing up is not made to read an argument first. Those sections are the</w:t>
+      </w:r>
+      <w:r>
+        <w:t xml:space="preserve"> </w:t>
+      </w:r>
+      <w:r>
+        <w:t xml:space="preserve">part worth reading once.</w:t>
+      </w:r>
+    </w:p>
+    <w:p>
+      <w:pPr>
+        <w:pStyle w:val="BodyText"/>
+      </w:pPr>
+      <w:r>
+        <w:rPr>
+          <w:b/>
+          <w:bCs/>
+        </w:rPr>
+        <w:t xml:space="preserve">Not for you</w:t>
+      </w:r>
+      <w:r>
+        <w:t xml:space="preserve"> </w:t>
+      </w:r>
+      <w:r>
+        <w:t xml:space="preserve">as a statement about what binds your organization. A clause number decides that,</w:t>
+      </w:r>
+      <w:r>
+        <w:t xml:space="preserve"> </w:t>
+      </w:r>
+      <w:r>
+        <w:t xml:space="preserve">applying to your situation is not the same thing as binding you, and nothing here is legal advice.</w:t>
+      </w:r>
+    </w:p>
+    <w:p>
+      <w:pPr>
+        <w:pStyle w:val="BodyText"/>
+      </w:pPr>
+      <w:r>
+        <w:rPr>
+          <w:b/>
+          <w:bCs/>
+        </w:rPr>
+        <w:t xml:space="preserve">Where to start.</w:t>
+      </w:r>
+      <w:r>
+        <w:t xml:space="preserve"> </w:t>
+      </w:r>
+      <w:hyperlink w:anchor="Xf026880490802bdec86a71b6a5a431a077c0f4d">
+        <w:r>
+          <w:rPr>
+            <w:rStyle w:val="Hyperlink"/>
+          </w:rPr>
+          <w:t xml:space="preserve">Three things to hold while reading any row</w:t>
+        </w:r>
+      </w:hyperlink>
+      <w:r>
+        <w:t xml:space="preserve">.</w:t>
+      </w:r>
+      <w:r>
+        <w:t xml:space="preserve"> </w:t>
+      </w:r>
+      <w:r>
+        <w:t xml:space="preserve">If you do not yet know which of these documents is worth your attention, you are on the wrong page:</w:t>
+      </w:r>
+      <w:r>
+        <w:t xml:space="preserve"> </w:t>
+      </w:r>
+      <w:r>
+        <w:t xml:space="preserve">start at</w:t>
       </w:r>
       <w:r>
         <w:t xml:space="preserve"> </w:t>
@@ -220,11 +306,20 @@
       </w:r>
     </w:p>
     <w:p>
-      <w:pPr>
-        <w:pStyle w:val="BodyText"/>
-      </w:pPr>
-      <w:r>
-        <w:t xml:space="preserve">Three things to hold while reading any row:</w:t>
+      <w:r>
+        <w:pict>
+          <v:rect style="width:0;height:1.5pt" o:hralign="center" o:hrstd="t" o:hr="t"/>
+        </w:pict>
+      </w:r>
+    </w:p>
+    <w:bookmarkEnd w:id="13"/>
+    <w:bookmarkStart w:id="15" w:name="Xf026880490802bdec86a71b6a5a431a077c0f4d"/>
+    <w:p>
+      <w:pPr>
+        <w:pStyle w:val="Heading2"/>
+      </w:pPr>
+      <w:r>
+        <w:t xml:space="preserve">Three things to hold while reading any row</w:t>
       </w:r>
     </w:p>
     <w:p>
@@ -310,7 +405,7 @@
       <w:r>
         <w:t xml:space="preserve"> </w:t>
       </w:r>
-      <w:hyperlink r:id="rId13">
+      <w:hyperlink r:id="rId14">
         <w:r>
           <w:rPr>
             <w:rStyle w:val="Hyperlink"/>
@@ -340,19 +435,46 @@
           <w:b/>
           <w:bCs/>
         </w:rPr>
-        <w:t xml:space="preserve">Nothing here says any of it binds your organization.</w:t>
-      </w:r>
-      <w:r>
-        <w:t xml:space="preserve"> </w:t>
-      </w:r>
-      <w:r>
-        <w:t xml:space="preserve">A clause number decides that, applying to</w:t>
-      </w:r>
-      <w:r>
-        <w:t xml:space="preserve"> </w:t>
-      </w:r>
-      <w:r>
-        <w:t xml:space="preserve">your situation is not the same thing as binding you, and nothing here is legal advice.</w:t>
+        <w:t xml:space="preserve">Sorted by who each document makes demands of</w:t>
+      </w:r>
+      <w:r>
+        <w:t xml:space="preserve">, which is the most stable fact about it: status,</w:t>
+      </w:r>
+      <w:r>
+        <w:t xml:space="preserve"> </w:t>
+      </w:r>
+      <w:r>
+        <w:t xml:space="preserve">trigger and enforcement machinery change constantly, and the audience almost never does. The column</w:t>
+      </w:r>
+      <w:r>
+        <w:t xml:space="preserve"> </w:t>
+      </w:r>
+      <w:r>
+        <w:t xml:space="preserve">asks whose conduct a document's sentences purport to govern, not whether anything obliges you to</w:t>
+      </w:r>
+      <w:r>
+        <w:t xml:space="preserve"> </w:t>
+      </w:r>
+      <w:r>
+        <w:t xml:space="preserve">follow them -- that is the trigger column's question, and most of the documents here oblige nobody</w:t>
+      </w:r>
+      <w:r>
+        <w:t xml:space="preserve"> </w:t>
+      </w:r>
+      <w:r>
+        <w:t xml:space="preserve">on their own. The last section is the one whose documents govern no one's conduct at all: they</w:t>
+      </w:r>
+      <w:r>
+        <w:t xml:space="preserve"> </w:t>
+      </w:r>
+      <w:r>
+        <w:t xml:space="preserve">define the terms other documents are written in, so it is named for what they are used for instead.</w:t>
+      </w:r>
+      <w:r>
+        <w:t xml:space="preserve"> </w:t>
+      </w:r>
+      <w:r>
+        <w:t xml:space="preserve">Every item appears in exactly one table.</w:t>
       </w:r>
     </w:p>
     <w:p>
@@ -360,62 +482,7 @@
         <w:pStyle w:val="BodyText"/>
       </w:pPr>
       <w:r>
-        <w:rPr>
-          <w:b/>
-          <w:bCs/>
-        </w:rPr>
-        <w:t xml:space="preserve">Sorted by who each document makes demands of</w:t>
-      </w:r>
-      <w:r>
-        <w:t xml:space="preserve">, which is the most stable fact about it: status,</w:t>
-      </w:r>
-      <w:r>
-        <w:t xml:space="preserve"> </w:t>
-      </w:r>
-      <w:r>
-        <w:t xml:space="preserve">trigger and enforcement machinery change constantly, and the audience almost never does. The column</w:t>
-      </w:r>
-      <w:r>
-        <w:t xml:space="preserve"> </w:t>
-      </w:r>
-      <w:r>
-        <w:t xml:space="preserve">asks whose conduct a document's sentences purport to govern, not whether anything obliges you to</w:t>
-      </w:r>
-      <w:r>
-        <w:t xml:space="preserve"> </w:t>
-      </w:r>
-      <w:r>
-        <w:t xml:space="preserve">follow them -- that is the trigger column's question, and most of the documents here oblige nobody</w:t>
-      </w:r>
-      <w:r>
-        <w:t xml:space="preserve"> </w:t>
-      </w:r>
-      <w:r>
-        <w:t xml:space="preserve">on their own. The last section is the one whose documents govern no one's conduct at all: they</w:t>
-      </w:r>
-      <w:r>
-        <w:t xml:space="preserve"> </w:t>
-      </w:r>
-      <w:r>
-        <w:t xml:space="preserve">define the terms other documents are written in, so it is named for what they are used for instead.</w:t>
-      </w:r>
-      <w:r>
-        <w:t xml:space="preserve"> </w:t>
-      </w:r>
-      <w:r>
-        <w:t xml:space="preserve">Every item appears in exactly one table.</w:t>
-      </w:r>
-    </w:p>
-    <w:p>
-      <w:pPr>
-        <w:pStyle w:val="BodyText"/>
-      </w:pPr>
-      <w:r>
-        <w:rPr>
-          <w:b/>
-          <w:bCs/>
-        </w:rPr>
-        <w:t xml:space="preserve">The tables come first, and everything after them explains the cuts.</w:t>
+        <w:t xml:space="preserve">The sections below the tables are</w:t>
       </w:r>
       <w:r>
         <w:t xml:space="preserve"> </w:t>
@@ -425,7 +492,7 @@
           <w:rPr>
             <w:rStyle w:val="Hyperlink"/>
           </w:rPr>
-          <w:t xml:space="preserve">Who a document is addressed to</w:t>
+          <w:t xml:space="preserve">who a document is addressed to</w:t>
         </w:r>
       </w:hyperlink>
       <w:r>
@@ -474,22 +541,7 @@
         </w:r>
       </w:hyperlink>
       <w:r>
-        <w:t xml:space="preserve"> </w:t>
-      </w:r>
-      <w:r>
-        <w:t xml:space="preserve">sit below the rows rather than</w:t>
-      </w:r>
-      <w:r>
-        <w:t xml:space="preserve"> </w:t>
-      </w:r>
-      <w:r>
-        <w:t xml:space="preserve">above them, so a reader who came here to look one thing up is not made to read an argument first.</w:t>
-      </w:r>
-      <w:r>
-        <w:t xml:space="preserve"> </w:t>
-      </w:r>
-      <w:r>
-        <w:t xml:space="preserve">They are the part worth reading once.</w:t>
+        <w:t xml:space="preserve">.</w:t>
       </w:r>
     </w:p>
     <w:p>
@@ -499,8 +551,8 @@
         </w:pict>
       </w:r>
     </w:p>
-    <w:bookmarkEnd w:id="14"/>
-    <w:bookmarkStart w:id="15" w:name="what-each-one-issues"/>
+    <w:bookmarkEnd w:id="15"/>
+    <w:bookmarkStart w:id="16" w:name="what-each-one-issues"/>
     <w:p>
       <w:pPr>
         <w:pStyle w:val="Heading2"/>
@@ -859,8 +911,8 @@
         </w:pict>
       </w:r>
     </w:p>
-    <w:bookmarkEnd w:id="15"/>
-    <w:bookmarkStart w:id="19" w:name="makes-demands-of-a-software-producer"/>
+    <w:bookmarkEnd w:id="16"/>
+    <w:bookmarkStart w:id="20" w:name="makes-demands-of-a-software-producer"/>
     <w:p>
       <w:pPr>
         <w:pStyle w:val="Heading2"/>
@@ -883,7 +935,7 @@
         <w:t xml:space="preserve">arrive only when a customer, a contract or a package ecosystem names them.</w:t>
       </w:r>
     </w:p>
-    <w:bookmarkStart w:id="17" w:name="requirement-shaped-items"/>
+    <w:bookmarkStart w:id="18" w:name="requirement-shaped-items"/>
     <w:p>
       <w:pPr>
         <w:pStyle w:val="Heading3"/>
@@ -1611,7 +1663,7 @@
       <w:r>
         <w:t xml:space="preserve"> </w:t>
       </w:r>
-      <w:hyperlink r:id="rId16">
+      <w:hyperlink r:id="rId17">
         <w:r>
           <w:rPr>
             <w:rStyle w:val="Hyperlink"/>
@@ -1629,8 +1681,8 @@
         <w:t xml:space="preserve">correspondence with none.</w:t>
       </w:r>
     </w:p>
-    <w:bookmarkEnd w:id="17"/>
-    <w:bookmarkStart w:id="18" w:name="rankings-and-awareness-lists"/>
+    <w:bookmarkEnd w:id="18"/>
+    <w:bookmarkStart w:id="19" w:name="rankings-and-awareness-lists"/>
     <w:p>
       <w:pPr>
         <w:pStyle w:val="Heading3"/>
@@ -1964,9 +2016,9 @@
         </w:pict>
       </w:r>
     </w:p>
-    <w:bookmarkEnd w:id="18"/>
     <w:bookmarkEnd w:id="19"/>
-    <w:bookmarkStart w:id="24" w:name="Xf732b44ccd9dcaa3ad13ccfbaa99f570ae9e67a"/>
+    <w:bookmarkEnd w:id="20"/>
+    <w:bookmarkStart w:id="25" w:name="Xf732b44ccd9dcaa3ad13ccfbaa99f570ae9e67a"/>
     <w:p>
       <w:pPr>
         <w:pStyle w:val="Heading2"/>
@@ -2015,7 +2067,7 @@
         <w:t xml:space="preserve">below.</w:t>
       </w:r>
     </w:p>
-    <w:bookmarkStart w:id="20" w:name="certification-and-program-regimes"/>
+    <w:bookmarkStart w:id="21" w:name="certification-and-program-regimes"/>
     <w:p>
       <w:pPr>
         <w:pStyle w:val="Heading3"/>
@@ -2570,8 +2622,8 @@
         <w:t xml:space="preserve">programs' own notices before repeating either claim.</w:t>
       </w:r>
     </w:p>
-    <w:bookmarkEnd w:id="20"/>
-    <w:bookmarkStart w:id="21" w:name="sector-and-jurisdiction-regimes"/>
+    <w:bookmarkEnd w:id="21"/>
+    <w:bookmarkStart w:id="22" w:name="sector-and-jurisdiction-regimes"/>
     <w:p>
       <w:pPr>
         <w:pStyle w:val="Heading3"/>
@@ -3070,8 +3122,8 @@
         <w:t xml:space="preserve">asking a supplier to attest to a guide is asking for something no party can supply.</w:t>
       </w:r>
     </w:p>
-    <w:bookmarkEnd w:id="21"/>
-    <w:bookmarkStart w:id="23" w:name="control-catalogs-and-operational-inputs"/>
+    <w:bookmarkEnd w:id="22"/>
+    <w:bookmarkStart w:id="24" w:name="control-catalogs-and-operational-inputs"/>
     <w:p>
       <w:pPr>
         <w:pStyle w:val="Heading3"/>
@@ -3741,7 +3793,7 @@
       <w:r>
         <w:t xml:space="preserve"> </w:t>
       </w:r>
-      <w:hyperlink r:id="rId22">
+      <w:hyperlink r:id="rId23">
         <w:r>
           <w:rPr>
             <w:rStyle w:val="Hyperlink"/>
@@ -3763,9 +3815,9 @@
         </w:pict>
       </w:r>
     </w:p>
-    <w:bookmarkEnd w:id="23"/>
     <w:bookmarkEnd w:id="24"/>
-    <w:bookmarkStart w:id="25" w:name="makes-demands-of-an-assessor"/>
+    <w:bookmarkEnd w:id="25"/>
+    <w:bookmarkStart w:id="26" w:name="makes-demands-of-an-assessor"/>
     <w:p>
       <w:pPr>
         <w:pStyle w:val="Heading2"/>
@@ -4088,8 +4140,8 @@
         </w:pict>
       </w:r>
     </w:p>
-    <w:bookmarkEnd w:id="25"/>
-    <w:bookmarkStart w:id="27" w:name="input-you-use-not-a-rule-you-meet"/>
+    <w:bookmarkEnd w:id="26"/>
+    <w:bookmarkStart w:id="28" w:name="input-you-use-not-a-rule-you-meet"/>
     <w:p>
       <w:pPr>
         <w:pStyle w:val="Heading2"/>
@@ -4458,7 +4510,7 @@
       <w:pPr>
         <w:pStyle w:val="BodyText"/>
       </w:pPr>
-      <w:hyperlink r:id="rId26">
+      <w:hyperlink r:id="rId27">
         <w:r>
           <w:rPr>
             <w:rStyle w:val="Hyperlink"/>
@@ -4486,8 +4538,8 @@
         </w:pict>
       </w:r>
     </w:p>
-    <w:bookmarkEnd w:id="27"/>
-    <w:bookmarkStart w:id="28" w:name="who-a-document-is-addressed-to"/>
+    <w:bookmarkEnd w:id="28"/>
+    <w:bookmarkStart w:id="29" w:name="who-a-document-is-addressed-to"/>
     <w:p>
       <w:pPr>
         <w:pStyle w:val="Heading2"/>
@@ -4977,8 +5029,8 @@
         </w:pict>
       </w:r>
     </w:p>
-    <w:bookmarkEnd w:id="28"/>
-    <w:bookmarkStart w:id="29" w:name="Xec54665e908c89ecc68195cf1b924f4fd00fad3"/>
+    <w:bookmarkEnd w:id="29"/>
+    <w:bookmarkStart w:id="30" w:name="Xec54665e908c89ecc68195cf1b924f4fd00fad3"/>
     <w:p>
       <w:pPr>
         <w:pStyle w:val="Heading2"/>
@@ -5315,8 +5367,8 @@
         </w:pict>
       </w:r>
     </w:p>
-    <w:bookmarkEnd w:id="29"/>
-    <w:bookmarkStart w:id="30" w:name="how-these-actually-arrive"/>
+    <w:bookmarkEnd w:id="30"/>
+    <w:bookmarkStart w:id="31" w:name="how-these-actually-arrive"/>
     <w:p>
       <w:pPr>
         <w:pStyle w:val="Heading2"/>
@@ -5759,8 +5811,8 @@
         </w:pict>
       </w:r>
     </w:p>
-    <w:bookmarkEnd w:id="30"/>
-    <w:bookmarkStart w:id="32" w:name="why-every-status-carries-a-date"/>
+    <w:bookmarkEnd w:id="31"/>
+    <w:bookmarkStart w:id="33" w:name="why-every-status-carries-a-date"/>
     <w:p>
       <w:pPr>
         <w:pStyle w:val="Heading2"/>
@@ -6002,7 +6054,7 @@
       <w:r>
         <w:t xml:space="preserve"> </w:t>
       </w:r>
-      <w:hyperlink r:id="rId31">
+      <w:hyperlink r:id="rId32">
         <w:r>
           <w:rPr>
             <w:rStyle w:val="Hyperlink"/>
@@ -6030,8 +6082,8 @@
         </w:pict>
       </w:r>
     </w:p>
-    <w:bookmarkEnd w:id="32"/>
-    <w:bookmarkStart w:id="33" w:name="what-is-not-primary-verified-here"/>
+    <w:bookmarkEnd w:id="33"/>
+    <w:bookmarkStart w:id="34" w:name="what-is-not-primary-verified-here"/>
     <w:p>
       <w:pPr>
         <w:pStyle w:val="Heading2"/>
@@ -6464,8 +6516,8 @@
         </w:pict>
       </w:r>
     </w:p>
-    <w:bookmarkEnd w:id="33"/>
-    <w:bookmarkStart w:id="42" w:name="sources-and-how-to-re-check-them"/>
+    <w:bookmarkEnd w:id="34"/>
+    <w:bookmarkStart w:id="43" w:name="sources-and-how-to-re-check-them"/>
     <w:p>
       <w:pPr>
         <w:pStyle w:val="Heading2"/>
@@ -6509,7 +6561,7 @@
       <w:r>
         <w:t xml:space="preserve"> </w:t>
       </w:r>
-      <w:hyperlink r:id="rId34">
+      <w:hyperlink r:id="rId35">
         <w:r>
           <w:rPr>
             <w:rStyle w:val="Hyperlink"/>
@@ -6523,7 +6575,7 @@
       <w:r>
         <w:t xml:space="preserve"> </w:t>
       </w:r>
-      <w:hyperlink r:id="rId35">
+      <w:hyperlink r:id="rId36">
         <w:r>
           <w:rPr>
             <w:rStyle w:val="Hyperlink"/>
@@ -6543,7 +6595,7 @@
       <w:r>
         <w:t xml:space="preserve"> </w:t>
       </w:r>
-      <w:hyperlink r:id="rId36">
+      <w:hyperlink r:id="rId37">
         <w:r>
           <w:rPr>
             <w:rStyle w:val="Hyperlink"/>
@@ -6576,7 +6628,7 @@
       <w:r>
         <w:t xml:space="preserve"> </w:t>
       </w:r>
-      <w:hyperlink r:id="rId37">
+      <w:hyperlink r:id="rId38">
         <w:r>
           <w:rPr>
             <w:rStyle w:val="Hyperlink"/>
@@ -6654,7 +6706,7 @@
       <w:r>
         <w:t xml:space="preserve"> </w:t>
       </w:r>
-      <w:hyperlink r:id="rId38">
+      <w:hyperlink r:id="rId39">
         <w:r>
           <w:rPr>
             <w:rStyle w:val="Hyperlink"/>
@@ -6674,7 +6726,7 @@
       <w:r>
         <w:t xml:space="preserve"> </w:t>
       </w:r>
-      <w:hyperlink r:id="rId39">
+      <w:hyperlink r:id="rId40">
         <w:r>
           <w:rPr>
             <w:rStyle w:val="Hyperlink"/>
@@ -6694,7 +6746,7 @@
       <w:r>
         <w:t xml:space="preserve"> </w:t>
       </w:r>
-      <w:hyperlink r:id="rId40">
+      <w:hyperlink r:id="rId41">
         <w:r>
           <w:rPr>
             <w:rStyle w:val="Hyperlink"/>
@@ -6708,7 +6760,7 @@
       <w:r>
         <w:t xml:space="preserve"> </w:t>
       </w:r>
-      <w:hyperlink r:id="rId41">
+      <w:hyperlink r:id="rId42">
         <w:r>
           <w:rPr>
             <w:rStyle w:val="Hyperlink"/>
@@ -6727,8 +6779,8 @@
         </w:pict>
       </w:r>
     </w:p>
-    <w:bookmarkEnd w:id="42"/>
-    <w:bookmarkStart w:id="47" w:name="related-pages-on-this-site"/>
+    <w:bookmarkEnd w:id="43"/>
+    <w:bookmarkStart w:id="48" w:name="related-pages-on-this-site"/>
     <w:p>
       <w:pPr>
         <w:pStyle w:val="Heading2"/>
@@ -6821,7 +6873,7 @@
             <w:pPr>
               <w:pStyle w:val="Compact"/>
             </w:pPr>
-            <w:hyperlink r:id="rId43">
+            <w:hyperlink r:id="rId44">
               <w:r>
                 <w:rPr>
                   <w:rStyle w:val="Hyperlink"/>
@@ -6850,7 +6902,7 @@
             <w:pPr>
               <w:pStyle w:val="Compact"/>
             </w:pPr>
-            <w:hyperlink r:id="rId44">
+            <w:hyperlink r:id="rId45">
               <w:r>
                 <w:rPr>
                   <w:rStyle w:val="Hyperlink"/>
@@ -6879,7 +6931,7 @@
             <w:pPr>
               <w:pStyle w:val="Compact"/>
             </w:pPr>
-            <w:hyperlink r:id="rId45">
+            <w:hyperlink r:id="rId46">
               <w:r>
                 <w:rPr>
                   <w:rStyle w:val="Hyperlink"/>
@@ -6908,7 +6960,7 @@
             <w:pPr>
               <w:pStyle w:val="Compact"/>
             </w:pPr>
-            <w:hyperlink r:id="rId22">
+            <w:hyperlink r:id="rId23">
               <w:r>
                 <w:rPr>
                   <w:rStyle w:val="Hyperlink"/>
@@ -6937,7 +6989,7 @@
             <w:pPr>
               <w:pStyle w:val="Compact"/>
             </w:pPr>
-            <w:hyperlink r:id="rId16">
+            <w:hyperlink r:id="rId17">
               <w:r>
                 <w:rPr>
                   <w:rStyle w:val="Hyperlink"/>
@@ -6966,7 +7018,7 @@
             <w:pPr>
               <w:pStyle w:val="Compact"/>
             </w:pPr>
-            <w:hyperlink r:id="rId31">
+            <w:hyperlink r:id="rId32">
               <w:r>
                 <w:rPr>
                   <w:rStyle w:val="Hyperlink"/>
@@ -6995,7 +7047,7 @@
             <w:pPr>
               <w:pStyle w:val="Compact"/>
             </w:pPr>
-            <w:hyperlink r:id="rId46">
+            <w:hyperlink r:id="rId47">
               <w:r>
                 <w:rPr>
                   <w:rStyle w:val="Hyperlink"/>
@@ -7038,8 +7090,8 @@
         <w:t xml:space="preserve">Re-date it when you do: a status claim inherits the date it was checked, not the date it was copied.</w:t>
       </w:r>
     </w:p>
-    <w:bookmarkEnd w:id="47"/>
     <w:bookmarkEnd w:id="48"/>
+    <w:bookmarkEnd w:id="49"/>
     <w:sectPr>
       <w:footnotePr>
         <w:numRestart w:val="eachSect"/>

--- a/docs/standards/word/STANDARDS-REFERENCE.docx
+++ b/docs/standards/word/STANDARDS-REFERENCE.docx
@@ -4161,19 +4161,63 @@
         <w:t xml:space="preserve"> </w:t>
       </w:r>
       <w:r>
-        <w:t xml:space="preserve">them: a software producer uses every one. A dependency policy is written in vulnerability</w:t>
-      </w:r>
-      <w:r>
-        <w:t xml:space="preserve"> </w:t>
-      </w:r>
-      <w:r>
-        <w:t xml:space="preserve">identifiers, a scanner reports in weakness identifiers, an SBOM is emitted in one of two formats,</w:t>
-      </w:r>
-      <w:r>
-        <w:t xml:space="preserve"> </w:t>
-      </w:r>
-      <w:r>
-        <w:t xml:space="preserve">and a requirements document borrows the quality vocabulary. What can put you under an obligation is</w:t>
+        <w:t xml:space="preserve">them: a software producer uses every one.</w:t>
+      </w:r>
+    </w:p>
+    <w:p>
+      <w:pPr>
+        <w:pStyle w:val="Compact"/>
+        <w:numPr>
+          <w:ilvl w:val="0"/>
+          <w:numId w:val="1002"/>
+        </w:numPr>
+      </w:pPr>
+      <w:r>
+        <w:t xml:space="preserve">a dependency policy is written in vulnerability identifiers</w:t>
+      </w:r>
+    </w:p>
+    <w:p>
+      <w:pPr>
+        <w:pStyle w:val="Compact"/>
+        <w:numPr>
+          <w:ilvl w:val="0"/>
+          <w:numId w:val="1002"/>
+        </w:numPr>
+      </w:pPr>
+      <w:r>
+        <w:t xml:space="preserve">a scanner reports in weakness identifiers</w:t>
+      </w:r>
+    </w:p>
+    <w:p>
+      <w:pPr>
+        <w:pStyle w:val="Compact"/>
+        <w:numPr>
+          <w:ilvl w:val="0"/>
+          <w:numId w:val="1002"/>
+        </w:numPr>
+      </w:pPr>
+      <w:r>
+        <w:t xml:space="preserve">an SBOM is emitted in one of two formats</w:t>
+      </w:r>
+    </w:p>
+    <w:p>
+      <w:pPr>
+        <w:pStyle w:val="Compact"/>
+        <w:numPr>
+          <w:ilvl w:val="0"/>
+          <w:numId w:val="1002"/>
+        </w:numPr>
+      </w:pPr>
+      <w:r>
+        <w:t xml:space="preserve">a requirements document borrows the quality vocabulary</w:t>
+      </w:r>
+    </w:p>
+    <w:p>
+      <w:pPr>
+        <w:pStyle w:val="FirstParagraph"/>
+      </w:pPr>
+      <w:r>
+        <w:t xml:space="preserve">What can put you under an obligation is</w:t>
       </w:r>
       <w:r>
         <w:t xml:space="preserve"> </w:t>
@@ -4577,19 +4621,63 @@
         <w:t xml:space="preserve"> </w:t>
       </w:r>
       <w:r>
-        <w:t xml:space="preserve">They cover the cut the tables sort on, the layer distinction that decides what</w:t>
-      </w:r>
-      <w:r>
-        <w:t xml:space="preserve"> </w:t>
-      </w:r>
-      <w:r>
-        <w:t xml:space="preserve">an instrument is evidence of, the routes by which any of this arrives, and why a status without a</w:t>
-      </w:r>
-      <w:r>
-        <w:t xml:space="preserve"> </w:t>
-      </w:r>
-      <w:r>
-        <w:t xml:space="preserve">date is worthless. If you came here to look one thing up, you are done.</w:t>
+        <w:t xml:space="preserve">They cover:</w:t>
+      </w:r>
+    </w:p>
+    <w:p>
+      <w:pPr>
+        <w:pStyle w:val="Compact"/>
+        <w:numPr>
+          <w:ilvl w:val="0"/>
+          <w:numId w:val="1003"/>
+        </w:numPr>
+      </w:pPr>
+      <w:r>
+        <w:t xml:space="preserve">the cut the tables sort on</w:t>
+      </w:r>
+    </w:p>
+    <w:p>
+      <w:pPr>
+        <w:pStyle w:val="Compact"/>
+        <w:numPr>
+          <w:ilvl w:val="0"/>
+          <w:numId w:val="1003"/>
+        </w:numPr>
+      </w:pPr>
+      <w:r>
+        <w:t xml:space="preserve">the layer distinction that decides what an instrument is evidence of</w:t>
+      </w:r>
+    </w:p>
+    <w:p>
+      <w:pPr>
+        <w:pStyle w:val="Compact"/>
+        <w:numPr>
+          <w:ilvl w:val="0"/>
+          <w:numId w:val="1003"/>
+        </w:numPr>
+      </w:pPr>
+      <w:r>
+        <w:t xml:space="preserve">the routes by which any of this arrives</w:t>
+      </w:r>
+    </w:p>
+    <w:p>
+      <w:pPr>
+        <w:pStyle w:val="Compact"/>
+        <w:numPr>
+          <w:ilvl w:val="0"/>
+          <w:numId w:val="1003"/>
+        </w:numPr>
+      </w:pPr>
+      <w:r>
+        <w:t xml:space="preserve">why a status without a date is worthless</w:t>
+      </w:r>
+    </w:p>
+    <w:p>
+      <w:pPr>
+        <w:pStyle w:val="FirstParagraph"/>
+      </w:pPr>
+      <w:r>
+        <w:t xml:space="preserve">If you came here to look one thing up, you are done.</w:t>
       </w:r>
     </w:p>
     <w:p>
@@ -4759,19 +4847,63 @@
         <w:t xml:space="preserve"> </w:t>
       </w:r>
       <w:r>
-        <w:t xml:space="preserve">group. A dependency policy is written in vulnerability identifiers, a scanner reports in weakness</w:t>
-      </w:r>
-      <w:r>
-        <w:t xml:space="preserve"> </w:t>
-      </w:r>
-      <w:r>
-        <w:t xml:space="preserve">identifiers, an SBOM is emitted in one of two formats, and a requirements document borrows the</w:t>
-      </w:r>
-      <w:r>
-        <w:t xml:space="preserve"> </w:t>
-      </w:r>
-      <w:r>
-        <w:t xml:space="preserve">quality vocabulary. Labeling the group by the absence invites a reader to skip it, which is the</w:t>
+        <w:t xml:space="preserve">group.</w:t>
+      </w:r>
+    </w:p>
+    <w:p>
+      <w:pPr>
+        <w:pStyle w:val="Compact"/>
+        <w:numPr>
+          <w:ilvl w:val="0"/>
+          <w:numId w:val="1004"/>
+        </w:numPr>
+      </w:pPr>
+      <w:r>
+        <w:t xml:space="preserve">a dependency policy is written in vulnerability identifiers</w:t>
+      </w:r>
+    </w:p>
+    <w:p>
+      <w:pPr>
+        <w:pStyle w:val="Compact"/>
+        <w:numPr>
+          <w:ilvl w:val="0"/>
+          <w:numId w:val="1004"/>
+        </w:numPr>
+      </w:pPr>
+      <w:r>
+        <w:t xml:space="preserve">a scanner reports in weakness identifiers</w:t>
+      </w:r>
+    </w:p>
+    <w:p>
+      <w:pPr>
+        <w:pStyle w:val="Compact"/>
+        <w:numPr>
+          <w:ilvl w:val="0"/>
+          <w:numId w:val="1004"/>
+        </w:numPr>
+      </w:pPr>
+      <w:r>
+        <w:t xml:space="preserve">an SBOM is emitted in one of two formats</w:t>
+      </w:r>
+    </w:p>
+    <w:p>
+      <w:pPr>
+        <w:pStyle w:val="Compact"/>
+        <w:numPr>
+          <w:ilvl w:val="0"/>
+          <w:numId w:val="1004"/>
+        </w:numPr>
+      </w:pPr>
+      <w:r>
+        <w:t xml:space="preserve">a requirements document borrows the quality vocabulary</w:t>
+      </w:r>
+    </w:p>
+    <w:p>
+      <w:pPr>
+        <w:pStyle w:val="FirstParagraph"/>
+      </w:pPr>
+      <w:r>
+        <w:t xml:space="preserve">Labeling the group by the absence invites a reader to skip it, which is the</w:t>
       </w:r>
       <w:r>
         <w:t xml:space="preserve"> </w:t>
@@ -5736,13 +5868,75 @@
         <w:t xml:space="preserve"> </w:t>
       </w:r>
       <w:r>
-        <w:t xml:space="preserve">somebody asked -- a contracting officer inserted a clause, a prime flowed one down, a customer sent a</w:t>
-      </w:r>
-      <w:r>
-        <w:t xml:space="preserve"> </w:t>
-      </w:r>
-      <w:r>
-        <w:t xml:space="preserve">questionnaire, an acquirer set a validation requirement, or you adopted it yourself. So the first</w:t>
+        <w:t xml:space="preserve">somebody asked:</w:t>
+      </w:r>
+    </w:p>
+    <w:p>
+      <w:pPr>
+        <w:pStyle w:val="Compact"/>
+        <w:numPr>
+          <w:ilvl w:val="0"/>
+          <w:numId w:val="1005"/>
+        </w:numPr>
+      </w:pPr>
+      <w:r>
+        <w:t xml:space="preserve">a contracting officer inserted a clause</w:t>
+      </w:r>
+    </w:p>
+    <w:p>
+      <w:pPr>
+        <w:pStyle w:val="Compact"/>
+        <w:numPr>
+          <w:ilvl w:val="0"/>
+          <w:numId w:val="1005"/>
+        </w:numPr>
+      </w:pPr>
+      <w:r>
+        <w:t xml:space="preserve">a prime flowed one down</w:t>
+      </w:r>
+    </w:p>
+    <w:p>
+      <w:pPr>
+        <w:pStyle w:val="Compact"/>
+        <w:numPr>
+          <w:ilvl w:val="0"/>
+          <w:numId w:val="1005"/>
+        </w:numPr>
+      </w:pPr>
+      <w:r>
+        <w:t xml:space="preserve">a customer sent a questionnaire</w:t>
+      </w:r>
+    </w:p>
+    <w:p>
+      <w:pPr>
+        <w:pStyle w:val="Compact"/>
+        <w:numPr>
+          <w:ilvl w:val="0"/>
+          <w:numId w:val="1005"/>
+        </w:numPr>
+      </w:pPr>
+      <w:r>
+        <w:t xml:space="preserve">an acquirer set a validation requirement</w:t>
+      </w:r>
+    </w:p>
+    <w:p>
+      <w:pPr>
+        <w:pStyle w:val="Compact"/>
+        <w:numPr>
+          <w:ilvl w:val="0"/>
+          <w:numId w:val="1005"/>
+        </w:numPr>
+      </w:pPr>
+      <w:r>
+        <w:t xml:space="preserve">you adopted it yourself</w:t>
+      </w:r>
+    </w:p>
+    <w:p>
+      <w:pPr>
+        <w:pStyle w:val="FirstParagraph"/>
+      </w:pPr>
+      <w:r>
+        <w:t xml:space="preserve">So the first</w:t>
       </w:r>
       <w:r>
         <w:t xml:space="preserve"> </w:t>
@@ -5840,7 +6034,7 @@
         <w:pStyle w:val="Compact"/>
         <w:numPr>
           <w:ilvl w:val="0"/>
-          <w:numId w:val="1002"/>
+          <w:numId w:val="1006"/>
         </w:numPr>
       </w:pPr>
       <w:r>
@@ -5897,7 +6091,7 @@
         <w:pStyle w:val="Compact"/>
         <w:numPr>
           <w:ilvl w:val="0"/>
-          <w:numId w:val="1002"/>
+          <w:numId w:val="1006"/>
         </w:numPr>
       </w:pPr>
       <w:r>
@@ -5925,7 +6119,7 @@
         <w:pStyle w:val="Compact"/>
         <w:numPr>
           <w:ilvl w:val="0"/>
-          <w:numId w:val="1002"/>
+          <w:numId w:val="1006"/>
         </w:numPr>
       </w:pPr>
       <w:r>
@@ -5953,7 +6147,7 @@
         <w:pStyle w:val="Compact"/>
         <w:numPr>
           <w:ilvl w:val="0"/>
-          <w:numId w:val="1002"/>
+          <w:numId w:val="1006"/>
         </w:numPr>
       </w:pPr>
       <w:r>
@@ -5975,7 +6169,7 @@
         <w:pStyle w:val="Compact"/>
         <w:numPr>
           <w:ilvl w:val="0"/>
-          <w:numId w:val="1002"/>
+          <w:numId w:val="1006"/>
         </w:numPr>
       </w:pPr>
       <w:r>
@@ -6539,7 +6733,7 @@
         <w:pStyle w:val="Compact"/>
         <w:numPr>
           <w:ilvl w:val="0"/>
-          <w:numId w:val="1003"/>
+          <w:numId w:val="1007"/>
         </w:numPr>
       </w:pPr>
       <w:r>
@@ -6612,7 +6806,7 @@
         <w:pStyle w:val="Compact"/>
         <w:numPr>
           <w:ilvl w:val="0"/>
-          <w:numId w:val="1003"/>
+          <w:numId w:val="1007"/>
         </w:numPr>
       </w:pPr>
       <w:r>
@@ -6648,7 +6842,7 @@
         <w:pStyle w:val="Compact"/>
         <w:numPr>
           <w:ilvl w:val="0"/>
-          <w:numId w:val="1003"/>
+          <w:numId w:val="1007"/>
         </w:numPr>
       </w:pPr>
       <w:r>
@@ -6676,7 +6870,7 @@
         <w:pStyle w:val="Compact"/>
         <w:numPr>
           <w:ilvl w:val="0"/>
-          <w:numId w:val="1003"/>
+          <w:numId w:val="1007"/>
         </w:numPr>
       </w:pPr>
       <w:r>
@@ -7424,6 +7618,18 @@
     </w:lvlOverride>
   </w:num>
   <w:num w:numId="1002">
+    <w:abstractNumId w:val="991"/>
+  </w:num>
+  <w:num w:numId="1003">
+    <w:abstractNumId w:val="991"/>
+  </w:num>
+  <w:num w:numId="1004">
+    <w:abstractNumId w:val="991"/>
+  </w:num>
+  <w:num w:numId="1005">
+    <w:abstractNumId w:val="991"/>
+  </w:num>
+  <w:num w:numId="1006">
     <w:abstractNumId w:val="99411"/>
     <w:lvlOverride w:ilvl="0">
       <w:startOverride w:val="1"/>
@@ -7453,7 +7659,7 @@
       <w:startOverride w:val="1"/>
     </w:lvlOverride>
   </w:num>
-  <w:num w:numId="1003">
+  <w:num w:numId="1007">
     <w:abstractNumId w:val="991"/>
   </w:num>
 </w:numbering>

--- a/docs/standards/word/STANDARDS-REFERENCE.docx
+++ b/docs/standards/word/STANDARDS-REFERENCE.docx
@@ -4841,87 +4841,50 @@
         <w:t xml:space="preserve"> </w:t>
       </w:r>
       <w:r>
-        <w:t xml:space="preserve">is a fact about normative status rather than about importance -- a producer uses every item in the</w:t>
-      </w:r>
-      <w:r>
-        <w:t xml:space="preserve"> </w:t>
-      </w:r>
-      <w:r>
-        <w:t xml:space="preserve">group.</w:t>
-      </w:r>
-    </w:p>
-    <w:p>
-      <w:pPr>
-        <w:pStyle w:val="Compact"/>
-        <w:numPr>
-          <w:ilvl w:val="0"/>
-          <w:numId w:val="1004"/>
-        </w:numPr>
-      </w:pPr>
-      <w:r>
-        <w:t xml:space="preserve">a dependency policy is written in vulnerability identifiers</w:t>
-      </w:r>
-    </w:p>
-    <w:p>
-      <w:pPr>
-        <w:pStyle w:val="Compact"/>
-        <w:numPr>
-          <w:ilvl w:val="0"/>
-          <w:numId w:val="1004"/>
-        </w:numPr>
-      </w:pPr>
-      <w:r>
-        <w:t xml:space="preserve">a scanner reports in weakness identifiers</w:t>
-      </w:r>
-    </w:p>
-    <w:p>
-      <w:pPr>
-        <w:pStyle w:val="Compact"/>
-        <w:numPr>
-          <w:ilvl w:val="0"/>
-          <w:numId w:val="1004"/>
-        </w:numPr>
-      </w:pPr>
-      <w:r>
-        <w:t xml:space="preserve">an SBOM is emitted in one of two formats</w:t>
-      </w:r>
-    </w:p>
-    <w:p>
-      <w:pPr>
-        <w:pStyle w:val="Compact"/>
-        <w:numPr>
-          <w:ilvl w:val="0"/>
-          <w:numId w:val="1004"/>
-        </w:numPr>
-      </w:pPr>
-      <w:r>
-        <w:t xml:space="preserve">a requirements document borrows the quality vocabulary</w:t>
-      </w:r>
-    </w:p>
-    <w:p>
-      <w:pPr>
-        <w:pStyle w:val="FirstParagraph"/>
-      </w:pPr>
-      <w:r>
-        <w:t xml:space="preserve">Labeling the group by the absence invites a reader to skip it, which is the</w:t>
-      </w:r>
-      <w:r>
-        <w:t xml:space="preserve"> </w:t>
-      </w:r>
-      <w:r>
-        <w:t xml:space="preserve">wrong move for material their own policies are written in. Where a demand does exist it comes from</w:t>
-      </w:r>
-      <w:r>
-        <w:t xml:space="preserve"> </w:t>
-      </w:r>
-      <w:r>
-        <w:t xml:space="preserve">the policy, the contract or the vulnerability management program that quotes the document, never</w:t>
-      </w:r>
-      <w:r>
-        <w:t xml:space="preserve"> </w:t>
-      </w:r>
-      <w:r>
-        <w:t xml:space="preserve">from the document, so each row's trigger cell names that source instead.</w:t>
+        <w:t xml:space="preserve">is a fact about normative status rather than about importance.</w:t>
+      </w:r>
+    </w:p>
+    <w:p>
+      <w:pPr>
+        <w:pStyle w:val="BodyText"/>
+      </w:pPr>
+      <w:r>
+        <w:t xml:space="preserve">Labeling the group by the absence invites a reader to skip it, which is the wrong move for material</w:t>
+      </w:r>
+      <w:r>
+        <w:t xml:space="preserve"> </w:t>
+      </w:r>
+      <w:r>
+        <w:t xml:space="preserve">their own policies are written in.</w:t>
+      </w:r>
+      <w:r>
+        <w:t xml:space="preserve"> </w:t>
+      </w:r>
+      <w:hyperlink w:anchor="input-you-use-not-a-rule-you-meet">
+        <w:r>
+          <w:rPr>
+            <w:rStyle w:val="Hyperlink"/>
+          </w:rPr>
+          <w:t xml:space="preserve">Input you use, not a rule you meet</w:t>
+        </w:r>
+      </w:hyperlink>
+      <w:r>
+        <w:t xml:space="preserve"> </w:t>
+      </w:r>
+      <w:r>
+        <w:t xml:space="preserve">is where that group's rows</w:t>
+      </w:r>
+      <w:r>
+        <w:t xml:space="preserve"> </w:t>
+      </w:r>
+      <w:r>
+        <w:t xml:space="preserve">live. It lists the four ways a producer uses every item in it, and it says where a demand actually</w:t>
+      </w:r>
+      <w:r>
+        <w:t xml:space="preserve"> </w:t>
+      </w:r>
+      <w:r>
+        <w:t xml:space="preserve">comes from, which is never the document. Each row's trigger cell names that source instead.</w:t>
       </w:r>
     </w:p>
     <w:tbl>
@@ -5876,7 +5839,7 @@
         <w:pStyle w:val="Compact"/>
         <w:numPr>
           <w:ilvl w:val="0"/>
-          <w:numId w:val="1005"/>
+          <w:numId w:val="1004"/>
         </w:numPr>
       </w:pPr>
       <w:r>
@@ -5888,7 +5851,7 @@
         <w:pStyle w:val="Compact"/>
         <w:numPr>
           <w:ilvl w:val="0"/>
-          <w:numId w:val="1005"/>
+          <w:numId w:val="1004"/>
         </w:numPr>
       </w:pPr>
       <w:r>
@@ -5900,7 +5863,7 @@
         <w:pStyle w:val="Compact"/>
         <w:numPr>
           <w:ilvl w:val="0"/>
-          <w:numId w:val="1005"/>
+          <w:numId w:val="1004"/>
         </w:numPr>
       </w:pPr>
       <w:r>
@@ -5912,7 +5875,7 @@
         <w:pStyle w:val="Compact"/>
         <w:numPr>
           <w:ilvl w:val="0"/>
-          <w:numId w:val="1005"/>
+          <w:numId w:val="1004"/>
         </w:numPr>
       </w:pPr>
       <w:r>
@@ -5924,7 +5887,7 @@
         <w:pStyle w:val="Compact"/>
         <w:numPr>
           <w:ilvl w:val="0"/>
-          <w:numId w:val="1005"/>
+          <w:numId w:val="1004"/>
         </w:numPr>
       </w:pPr>
       <w:r>
@@ -6034,7 +5997,7 @@
         <w:pStyle w:val="Compact"/>
         <w:numPr>
           <w:ilvl w:val="0"/>
-          <w:numId w:val="1006"/>
+          <w:numId w:val="1005"/>
         </w:numPr>
       </w:pPr>
       <w:r>
@@ -6091,7 +6054,7 @@
         <w:pStyle w:val="Compact"/>
         <w:numPr>
           <w:ilvl w:val="0"/>
-          <w:numId w:val="1006"/>
+          <w:numId w:val="1005"/>
         </w:numPr>
       </w:pPr>
       <w:r>
@@ -6119,7 +6082,7 @@
         <w:pStyle w:val="Compact"/>
         <w:numPr>
           <w:ilvl w:val="0"/>
-          <w:numId w:val="1006"/>
+          <w:numId w:val="1005"/>
         </w:numPr>
       </w:pPr>
       <w:r>
@@ -6147,7 +6110,7 @@
         <w:pStyle w:val="Compact"/>
         <w:numPr>
           <w:ilvl w:val="0"/>
-          <w:numId w:val="1006"/>
+          <w:numId w:val="1005"/>
         </w:numPr>
       </w:pPr>
       <w:r>
@@ -6169,7 +6132,7 @@
         <w:pStyle w:val="Compact"/>
         <w:numPr>
           <w:ilvl w:val="0"/>
-          <w:numId w:val="1006"/>
+          <w:numId w:val="1005"/>
         </w:numPr>
       </w:pPr>
       <w:r>
@@ -6647,51 +6610,120 @@
           <w:b/>
           <w:bCs/>
         </w:rPr>
-        <w:t xml:space="preserve">At least these claims rest on secondary analysis rather than a primary source</w:t>
-      </w:r>
-      <w:r>
-        <w:t xml:space="preserve">, each also marked in</w:t>
-      </w:r>
-      <w:r>
-        <w:t xml:space="preserve"> </w:t>
-      </w:r>
-      <w:r>
-        <w:t xml:space="preserve">its own cell: the suspension of the defense program phases beyond the first; the standing of the class</w:t>
-      </w:r>
-      <w:r>
-        <w:t xml:space="preserve"> </w:t>
-      </w:r>
-      <w:r>
-        <w:t xml:space="preserve">deviation that pins the safeguarding clause to an earlier revision; the audit baseline for the</w:t>
-      </w:r>
-      <w:r>
-        <w:t xml:space="preserve"> </w:t>
-      </w:r>
-      <w:r>
-        <w:t xml:space="preserve">law-enforcement-data policy; the certificate transition end date for the 2013 management-system</w:t>
-      </w:r>
-      <w:r>
-        <w:t xml:space="preserve"> </w:t>
-      </w:r>
-      <w:r>
-        <w:t xml:space="preserve">edition; the projected date for the pending sector-rule overhaul; the finalization date of the current</w:t>
-      </w:r>
-      <w:r>
-        <w:t xml:space="preserve"> </w:t>
-      </w:r>
-      <w:r>
-        <w:t xml:space="preserve">web application ranking; the tier detail for the validated-assessment program; and the model version</w:t>
-      </w:r>
-      <w:r>
-        <w:t xml:space="preserve"> </w:t>
-      </w:r>
-      <w:r>
-        <w:t xml:space="preserve">behind the published exploit-probability scores.</w:t>
-      </w:r>
-    </w:p>
-    <w:p>
-      <w:pPr>
-        <w:pStyle w:val="BodyText"/>
+        <w:t xml:space="preserve">At least these claims rest on secondary analysis rather than a primary source.</w:t>
+      </w:r>
+      <w:r>
+        <w:t xml:space="preserve"> </w:t>
+      </w:r>
+      <w:r>
+        <w:t xml:space="preserve">Each is also</w:t>
+      </w:r>
+      <w:r>
+        <w:t xml:space="preserve"> </w:t>
+      </w:r>
+      <w:r>
+        <w:t xml:space="preserve">marked in its own cell:</w:t>
+      </w:r>
+    </w:p>
+    <w:p>
+      <w:pPr>
+        <w:pStyle w:val="Compact"/>
+        <w:numPr>
+          <w:ilvl w:val="0"/>
+          <w:numId w:val="1006"/>
+        </w:numPr>
+      </w:pPr>
+      <w:r>
+        <w:t xml:space="preserve">the suspension of the defense program phases beyond the first</w:t>
+      </w:r>
+    </w:p>
+    <w:p>
+      <w:pPr>
+        <w:pStyle w:val="Compact"/>
+        <w:numPr>
+          <w:ilvl w:val="0"/>
+          <w:numId w:val="1006"/>
+        </w:numPr>
+      </w:pPr>
+      <w:r>
+        <w:t xml:space="preserve">the standing of the class deviation that pins the safeguarding clause to an earlier revision</w:t>
+      </w:r>
+    </w:p>
+    <w:p>
+      <w:pPr>
+        <w:pStyle w:val="Compact"/>
+        <w:numPr>
+          <w:ilvl w:val="0"/>
+          <w:numId w:val="1006"/>
+        </w:numPr>
+      </w:pPr>
+      <w:r>
+        <w:t xml:space="preserve">the audit baseline for the law-enforcement-data policy</w:t>
+      </w:r>
+    </w:p>
+    <w:p>
+      <w:pPr>
+        <w:pStyle w:val="Compact"/>
+        <w:numPr>
+          <w:ilvl w:val="0"/>
+          <w:numId w:val="1006"/>
+        </w:numPr>
+      </w:pPr>
+      <w:r>
+        <w:t xml:space="preserve">the certificate transition end date for the 2013 management-system edition</w:t>
+      </w:r>
+    </w:p>
+    <w:p>
+      <w:pPr>
+        <w:pStyle w:val="Compact"/>
+        <w:numPr>
+          <w:ilvl w:val="0"/>
+          <w:numId w:val="1006"/>
+        </w:numPr>
+      </w:pPr>
+      <w:r>
+        <w:t xml:space="preserve">the projected date for the pending sector-rule overhaul</w:t>
+      </w:r>
+    </w:p>
+    <w:p>
+      <w:pPr>
+        <w:pStyle w:val="Compact"/>
+        <w:numPr>
+          <w:ilvl w:val="0"/>
+          <w:numId w:val="1006"/>
+        </w:numPr>
+      </w:pPr>
+      <w:r>
+        <w:t xml:space="preserve">the finalization date of the current web application ranking</w:t>
+      </w:r>
+    </w:p>
+    <w:p>
+      <w:pPr>
+        <w:pStyle w:val="Compact"/>
+        <w:numPr>
+          <w:ilvl w:val="0"/>
+          <w:numId w:val="1006"/>
+        </w:numPr>
+      </w:pPr>
+      <w:r>
+        <w:t xml:space="preserve">the tier detail for the validated-assessment program</w:t>
+      </w:r>
+    </w:p>
+    <w:p>
+      <w:pPr>
+        <w:pStyle w:val="Compact"/>
+        <w:numPr>
+          <w:ilvl w:val="0"/>
+          <w:numId w:val="1006"/>
+        </w:numPr>
+      </w:pPr>
+      <w:r>
+        <w:t xml:space="preserve">the model version behind the published exploit-probability scores</w:t>
+      </w:r>
+    </w:p>
+    <w:p>
+      <w:pPr>
+        <w:pStyle w:val="FirstParagraph"/>
       </w:pPr>
       <w:r>
         <w:t xml:space="preserve">Where a claim on this page could not be confirmed at a primary source it is listed above rather than</w:t>
@@ -7627,9 +7659,6 @@
     <w:abstractNumId w:val="991"/>
   </w:num>
   <w:num w:numId="1005">
-    <w:abstractNumId w:val="991"/>
-  </w:num>
-  <w:num w:numId="1006">
     <w:abstractNumId w:val="99411"/>
     <w:lvlOverride w:ilvl="0">
       <w:startOverride w:val="1"/>
@@ -7658,6 +7687,9 @@
     <w:lvlOverride w:ilvl="8">
       <w:startOverride w:val="1"/>
     </w:lvlOverride>
+  </w:num>
+  <w:num w:numId="1006">
+    <w:abstractNumId w:val="991"/>
   </w:num>
   <w:num w:numId="1007">
     <w:abstractNumId w:val="991"/>

--- a/docs/standards/word/STANDARDS-REFERENCE.docx
+++ b/docs/standards/word/STANDARDS-REFERENCE.docx
@@ -482,7 +482,7 @@
         <w:pStyle w:val="BodyText"/>
       </w:pPr>
       <w:r>
-        <w:t xml:space="preserve">The sections below the tables are</w:t>
+        <w:t xml:space="preserve">The argument sits below the tables, in</w:t>
       </w:r>
       <w:r>
         <w:t xml:space="preserve"> </w:t>

--- a/docs/standards/word/STANDARDS-REFERENCE.docx
+++ b/docs/standards/word/STANDARDS-REFERENCE.docx
@@ -482,7 +482,7 @@
         <w:pStyle w:val="BodyText"/>
       </w:pPr>
       <w:r>
-        <w:t xml:space="preserve">The sections below the tables are</w:t>
+        <w:t xml:space="preserve">The argument sits below the tables, in</w:t>
       </w:r>
       <w:r>
         <w:t xml:space="preserve"> </w:t>
@@ -4841,87 +4841,50 @@
         <w:t xml:space="preserve"> </w:t>
       </w:r>
       <w:r>
-        <w:t xml:space="preserve">is a fact about normative status rather than about importance -- a producer uses every item in the</w:t>
-      </w:r>
-      <w:r>
-        <w:t xml:space="preserve"> </w:t>
-      </w:r>
-      <w:r>
-        <w:t xml:space="preserve">group.</w:t>
-      </w:r>
-    </w:p>
-    <w:p>
-      <w:pPr>
-        <w:pStyle w:val="Compact"/>
-        <w:numPr>
-          <w:ilvl w:val="0"/>
-          <w:numId w:val="1004"/>
-        </w:numPr>
-      </w:pPr>
-      <w:r>
-        <w:t xml:space="preserve">a dependency policy is written in vulnerability identifiers</w:t>
-      </w:r>
-    </w:p>
-    <w:p>
-      <w:pPr>
-        <w:pStyle w:val="Compact"/>
-        <w:numPr>
-          <w:ilvl w:val="0"/>
-          <w:numId w:val="1004"/>
-        </w:numPr>
-      </w:pPr>
-      <w:r>
-        <w:t xml:space="preserve">a scanner reports in weakness identifiers</w:t>
-      </w:r>
-    </w:p>
-    <w:p>
-      <w:pPr>
-        <w:pStyle w:val="Compact"/>
-        <w:numPr>
-          <w:ilvl w:val="0"/>
-          <w:numId w:val="1004"/>
-        </w:numPr>
-      </w:pPr>
-      <w:r>
-        <w:t xml:space="preserve">an SBOM is emitted in one of two formats</w:t>
-      </w:r>
-    </w:p>
-    <w:p>
-      <w:pPr>
-        <w:pStyle w:val="Compact"/>
-        <w:numPr>
-          <w:ilvl w:val="0"/>
-          <w:numId w:val="1004"/>
-        </w:numPr>
-      </w:pPr>
-      <w:r>
-        <w:t xml:space="preserve">a requirements document borrows the quality vocabulary</w:t>
-      </w:r>
-    </w:p>
-    <w:p>
-      <w:pPr>
-        <w:pStyle w:val="FirstParagraph"/>
-      </w:pPr>
-      <w:r>
-        <w:t xml:space="preserve">Labeling the group by the absence invites a reader to skip it, which is the</w:t>
-      </w:r>
-      <w:r>
-        <w:t xml:space="preserve"> </w:t>
-      </w:r>
-      <w:r>
-        <w:t xml:space="preserve">wrong move for material their own policies are written in. Where a demand does exist it comes from</w:t>
-      </w:r>
-      <w:r>
-        <w:t xml:space="preserve"> </w:t>
-      </w:r>
-      <w:r>
-        <w:t xml:space="preserve">the policy, the contract or the vulnerability management program that quotes the document, never</w:t>
-      </w:r>
-      <w:r>
-        <w:t xml:space="preserve"> </w:t>
-      </w:r>
-      <w:r>
-        <w:t xml:space="preserve">from the document, so each row's trigger cell names that source instead.</w:t>
+        <w:t xml:space="preserve">is a fact about normative status rather than about importance.</w:t>
+      </w:r>
+    </w:p>
+    <w:p>
+      <w:pPr>
+        <w:pStyle w:val="BodyText"/>
+      </w:pPr>
+      <w:r>
+        <w:t xml:space="preserve">Labeling the group by the absence invites a reader to skip it, which is the wrong move for material</w:t>
+      </w:r>
+      <w:r>
+        <w:t xml:space="preserve"> </w:t>
+      </w:r>
+      <w:r>
+        <w:t xml:space="preserve">their own policies are written in.</w:t>
+      </w:r>
+      <w:r>
+        <w:t xml:space="preserve"> </w:t>
+      </w:r>
+      <w:hyperlink w:anchor="input-you-use-not-a-rule-you-meet">
+        <w:r>
+          <w:rPr>
+            <w:rStyle w:val="Hyperlink"/>
+          </w:rPr>
+          <w:t xml:space="preserve">Input you use, not a rule you meet</w:t>
+        </w:r>
+      </w:hyperlink>
+      <w:r>
+        <w:t xml:space="preserve"> </w:t>
+      </w:r>
+      <w:r>
+        <w:t xml:space="preserve">is where that group's rows</w:t>
+      </w:r>
+      <w:r>
+        <w:t xml:space="preserve"> </w:t>
+      </w:r>
+      <w:r>
+        <w:t xml:space="preserve">live. It lists the four ways a producer uses every item in it, and it says where a demand actually</w:t>
+      </w:r>
+      <w:r>
+        <w:t xml:space="preserve"> </w:t>
+      </w:r>
+      <w:r>
+        <w:t xml:space="preserve">comes from, which is never the document. Each row's trigger cell names that source instead.</w:t>
       </w:r>
     </w:p>
     <w:tbl>
@@ -5876,7 +5839,7 @@
         <w:pStyle w:val="Compact"/>
         <w:numPr>
           <w:ilvl w:val="0"/>
-          <w:numId w:val="1005"/>
+          <w:numId w:val="1004"/>
         </w:numPr>
       </w:pPr>
       <w:r>
@@ -5888,7 +5851,7 @@
         <w:pStyle w:val="Compact"/>
         <w:numPr>
           <w:ilvl w:val="0"/>
-          <w:numId w:val="1005"/>
+          <w:numId w:val="1004"/>
         </w:numPr>
       </w:pPr>
       <w:r>
@@ -5900,7 +5863,7 @@
         <w:pStyle w:val="Compact"/>
         <w:numPr>
           <w:ilvl w:val="0"/>
-          <w:numId w:val="1005"/>
+          <w:numId w:val="1004"/>
         </w:numPr>
       </w:pPr>
       <w:r>
@@ -5912,7 +5875,7 @@
         <w:pStyle w:val="Compact"/>
         <w:numPr>
           <w:ilvl w:val="0"/>
-          <w:numId w:val="1005"/>
+          <w:numId w:val="1004"/>
         </w:numPr>
       </w:pPr>
       <w:r>
@@ -5924,7 +5887,7 @@
         <w:pStyle w:val="Compact"/>
         <w:numPr>
           <w:ilvl w:val="0"/>
-          <w:numId w:val="1005"/>
+          <w:numId w:val="1004"/>
         </w:numPr>
       </w:pPr>
       <w:r>
@@ -6034,7 +5997,7 @@
         <w:pStyle w:val="Compact"/>
         <w:numPr>
           <w:ilvl w:val="0"/>
-          <w:numId w:val="1006"/>
+          <w:numId w:val="1005"/>
         </w:numPr>
       </w:pPr>
       <w:r>
@@ -6091,7 +6054,7 @@
         <w:pStyle w:val="Compact"/>
         <w:numPr>
           <w:ilvl w:val="0"/>
-          <w:numId w:val="1006"/>
+          <w:numId w:val="1005"/>
         </w:numPr>
       </w:pPr>
       <w:r>
@@ -6119,7 +6082,7 @@
         <w:pStyle w:val="Compact"/>
         <w:numPr>
           <w:ilvl w:val="0"/>
-          <w:numId w:val="1006"/>
+          <w:numId w:val="1005"/>
         </w:numPr>
       </w:pPr>
       <w:r>
@@ -6147,7 +6110,7 @@
         <w:pStyle w:val="Compact"/>
         <w:numPr>
           <w:ilvl w:val="0"/>
-          <w:numId w:val="1006"/>
+          <w:numId w:val="1005"/>
         </w:numPr>
       </w:pPr>
       <w:r>
@@ -6169,7 +6132,7 @@
         <w:pStyle w:val="Compact"/>
         <w:numPr>
           <w:ilvl w:val="0"/>
-          <w:numId w:val="1006"/>
+          <w:numId w:val="1005"/>
         </w:numPr>
       </w:pPr>
       <w:r>
@@ -6647,51 +6610,120 @@
           <w:b/>
           <w:bCs/>
         </w:rPr>
-        <w:t xml:space="preserve">At least these claims rest on secondary analysis rather than a primary source</w:t>
-      </w:r>
-      <w:r>
-        <w:t xml:space="preserve">, each also marked in</w:t>
-      </w:r>
-      <w:r>
-        <w:t xml:space="preserve"> </w:t>
-      </w:r>
-      <w:r>
-        <w:t xml:space="preserve">its own cell: the suspension of the defense program phases beyond the first; the standing of the class</w:t>
-      </w:r>
-      <w:r>
-        <w:t xml:space="preserve"> </w:t>
-      </w:r>
-      <w:r>
-        <w:t xml:space="preserve">deviation that pins the safeguarding clause to an earlier revision; the audit baseline for the</w:t>
-      </w:r>
-      <w:r>
-        <w:t xml:space="preserve"> </w:t>
-      </w:r>
-      <w:r>
-        <w:t xml:space="preserve">law-enforcement-data policy; the certificate transition end date for the 2013 management-system</w:t>
-      </w:r>
-      <w:r>
-        <w:t xml:space="preserve"> </w:t>
-      </w:r>
-      <w:r>
-        <w:t xml:space="preserve">edition; the projected date for the pending sector-rule overhaul; the finalization date of the current</w:t>
-      </w:r>
-      <w:r>
-        <w:t xml:space="preserve"> </w:t>
-      </w:r>
-      <w:r>
-        <w:t xml:space="preserve">web application ranking; the tier detail for the validated-assessment program; and the model version</w:t>
-      </w:r>
-      <w:r>
-        <w:t xml:space="preserve"> </w:t>
-      </w:r>
-      <w:r>
-        <w:t xml:space="preserve">behind the published exploit-probability scores.</w:t>
-      </w:r>
-    </w:p>
-    <w:p>
-      <w:pPr>
-        <w:pStyle w:val="BodyText"/>
+        <w:t xml:space="preserve">At least these claims rest on secondary analysis rather than a primary source.</w:t>
+      </w:r>
+      <w:r>
+        <w:t xml:space="preserve"> </w:t>
+      </w:r>
+      <w:r>
+        <w:t xml:space="preserve">Each is also</w:t>
+      </w:r>
+      <w:r>
+        <w:t xml:space="preserve"> </w:t>
+      </w:r>
+      <w:r>
+        <w:t xml:space="preserve">marked in its own cell:</w:t>
+      </w:r>
+    </w:p>
+    <w:p>
+      <w:pPr>
+        <w:pStyle w:val="Compact"/>
+        <w:numPr>
+          <w:ilvl w:val="0"/>
+          <w:numId w:val="1006"/>
+        </w:numPr>
+      </w:pPr>
+      <w:r>
+        <w:t xml:space="preserve">the suspension of the defense program phases beyond the first</w:t>
+      </w:r>
+    </w:p>
+    <w:p>
+      <w:pPr>
+        <w:pStyle w:val="Compact"/>
+        <w:numPr>
+          <w:ilvl w:val="0"/>
+          <w:numId w:val="1006"/>
+        </w:numPr>
+      </w:pPr>
+      <w:r>
+        <w:t xml:space="preserve">the standing of the class deviation that pins the safeguarding clause to an earlier revision</w:t>
+      </w:r>
+    </w:p>
+    <w:p>
+      <w:pPr>
+        <w:pStyle w:val="Compact"/>
+        <w:numPr>
+          <w:ilvl w:val="0"/>
+          <w:numId w:val="1006"/>
+        </w:numPr>
+      </w:pPr>
+      <w:r>
+        <w:t xml:space="preserve">the audit baseline for the law-enforcement-data policy</w:t>
+      </w:r>
+    </w:p>
+    <w:p>
+      <w:pPr>
+        <w:pStyle w:val="Compact"/>
+        <w:numPr>
+          <w:ilvl w:val="0"/>
+          <w:numId w:val="1006"/>
+        </w:numPr>
+      </w:pPr>
+      <w:r>
+        <w:t xml:space="preserve">the certificate transition end date for the 2013 management-system edition</w:t>
+      </w:r>
+    </w:p>
+    <w:p>
+      <w:pPr>
+        <w:pStyle w:val="Compact"/>
+        <w:numPr>
+          <w:ilvl w:val="0"/>
+          <w:numId w:val="1006"/>
+        </w:numPr>
+      </w:pPr>
+      <w:r>
+        <w:t xml:space="preserve">the projected date for the pending sector-rule overhaul</w:t>
+      </w:r>
+    </w:p>
+    <w:p>
+      <w:pPr>
+        <w:pStyle w:val="Compact"/>
+        <w:numPr>
+          <w:ilvl w:val="0"/>
+          <w:numId w:val="1006"/>
+        </w:numPr>
+      </w:pPr>
+      <w:r>
+        <w:t xml:space="preserve">the finalization date of the current web application ranking</w:t>
+      </w:r>
+    </w:p>
+    <w:p>
+      <w:pPr>
+        <w:pStyle w:val="Compact"/>
+        <w:numPr>
+          <w:ilvl w:val="0"/>
+          <w:numId w:val="1006"/>
+        </w:numPr>
+      </w:pPr>
+      <w:r>
+        <w:t xml:space="preserve">the tier detail for the validated-assessment program</w:t>
+      </w:r>
+    </w:p>
+    <w:p>
+      <w:pPr>
+        <w:pStyle w:val="Compact"/>
+        <w:numPr>
+          <w:ilvl w:val="0"/>
+          <w:numId w:val="1006"/>
+        </w:numPr>
+      </w:pPr>
+      <w:r>
+        <w:t xml:space="preserve">the model version behind the published exploit-probability scores</w:t>
+      </w:r>
+    </w:p>
+    <w:p>
+      <w:pPr>
+        <w:pStyle w:val="FirstParagraph"/>
       </w:pPr>
       <w:r>
         <w:t xml:space="preserve">Where a claim on this page could not be confirmed at a primary source it is listed above rather than</w:t>
@@ -7627,9 +7659,6 @@
     <w:abstractNumId w:val="991"/>
   </w:num>
   <w:num w:numId="1005">
-    <w:abstractNumId w:val="991"/>
-  </w:num>
-  <w:num w:numId="1006">
     <w:abstractNumId w:val="99411"/>
     <w:lvlOverride w:ilvl="0">
       <w:startOverride w:val="1"/>
@@ -7658,6 +7687,9 @@
     <w:lvlOverride w:ilvl="8">
       <w:startOverride w:val="1"/>
     </w:lvlOverride>
+  </w:num>
+  <w:num w:numId="1006">
+    <w:abstractNumId w:val="991"/>
   </w:num>
   <w:num w:numId="1007">
     <w:abstractNumId w:val="991"/>
